--- a/wordings/downloads/Meridian_Corporate_Travel_v1.0.0-DRAFT.docx
+++ b/wordings/downloads/Meridian_Corporate_Travel_v1.0.0-DRAFT.docx
@@ -3646,7 +3646,7 @@
             <w:color w:val="2E5C4E"/>
             <w:u w:val="single"/>
           </w:rPr>
-          <w:t xml:space="preserve">the War exclusion</w:t>
+          <w:t xml:space="preserve">The War exclusion</w:t>
         </w:r>
       </w:hyperlink>
       <w:r>
@@ -5524,7 +5524,7 @@
             <w:color w:val="2E5C4E"/>
             <w:u w:val="single"/>
           </w:rPr>
-          <w:t xml:space="preserve">the Pre-existing Conditions exclusion</w:t>
+          <w:t xml:space="preserve">The Pre-existing Conditions exclusion</w:t>
         </w:r>
       </w:hyperlink>
       <w:r>
@@ -5613,7 +5613,7 @@
             <w:color w:val="2E5C4E"/>
             <w:u w:val="single"/>
           </w:rPr>
-          <w:t xml:space="preserve">the Hazardous Activities exclusion</w:t>
+          <w:t xml:space="preserve">The Hazardous Activities exclusion</w:t>
         </w:r>
       </w:hyperlink>
       <w:r>
@@ -5670,7 +5670,7 @@
             <w:color w:val="2E5C4E"/>
             <w:u w:val="single"/>
           </w:rPr>
-          <w:t xml:space="preserve">the Epidemic or Pandemic exclusion</w:t>
+          <w:t xml:space="preserve">The Epidemic or Pandemic exclusion</w:t>
         </w:r>
       </w:hyperlink>
       <w:r>
@@ -5711,7 +5711,7 @@
             <w:color w:val="2E5C4E"/>
             <w:u w:val="single"/>
           </w:rPr>
-          <w:t xml:space="preserve">the Manual Work exclusion</w:t>
+          <w:t xml:space="preserve">The Manual Work exclusion</w:t>
         </w:r>
       </w:hyperlink>
       <w:r>
